--- a/docs/user-guide.docx
+++ b/docs/user-guide.docx
@@ -24,7 +24,7 @@
           <w:sz w:val="22"/>
           <w:szCs w:val="22"/>
         </w:rPr>
-        <w:t xml:space="preserve">Version 1.1 for Windows · 5 October 2026</w:t>
+        <w:t xml:space="preserve">Version 1.2 for Windows · 5 October 2026</w:t>
       </w:r>
     </w:p>
     <w:p>
@@ -60,7 +60,7 @@
           <w:sz w:val="22"/>
           <w:szCs w:val="22"/>
         </w:rPr>
-        <w:t xml:space="preserve">This guide covers version 1.1 for Windows. All features are currently free.</w:t>
+        <w:t xml:space="preserve">This guide covers version 1.2 for Windows. All features are currently free.</w:t>
       </w:r>
     </w:p>
     <w:p>
@@ -205,7 +205,7 @@
                 <w:szCs w:val="19"/>
                 <w:shd w:fill="F2F4F7" w:color="auto" w:val="clear"/>
               </w:rPr>
-              <w:t xml:space="preserve">DesktopOrganizer-1.1.0-Setup.exe</w:t>
+              <w:t xml:space="preserve">DesktopOrganizer-1.2.0-Setup.exe</w:t>
             </w:r>
           </w:p>
         </w:tc>
@@ -275,7 +275,7 @@
                 <w:szCs w:val="19"/>
                 <w:shd w:fill="F2F4F7" w:color="auto" w:val="clear"/>
               </w:rPr>
-              <w:t xml:space="preserve">DesktopOrganizer-1.1.0-portable.zip</w:t>
+              <w:t xml:space="preserve">DesktopOrganizer-1.2.0-portable.zip</w:t>
             </w:r>
           </w:p>
         </w:tc>
@@ -489,6 +489,20 @@
           <w:szCs w:val="22"/>
         </w:rPr>
         <w:t xml:space="preserve">.</w:t>
+      </w:r>
+    </w:p>
+    <w:p>
+      <w:pPr>
+        <w:keepNext w:val="false"/>
+        <w:spacing w:after="140"/>
+      </w:pPr>
+      <w:r>
+        <w:rPr>
+          <w:rFonts w:ascii="Calibri" w:cs="Calibri" w:eastAsia="Calibri" w:hAnsi="Calibri"/>
+          <w:sz w:val="22"/>
+          <w:szCs w:val="22"/>
+        </w:rPr>
+        <w:t xml:space="preserve">Only one copy of the app runs at a time. Opening it again, from the Start menu or a shortcut, brings the running copy forward, even when it is hidden in the tray.</w:t>
       </w:r>
     </w:p>
     <w:p>
@@ -6877,6 +6891,75 @@
           </w:p>
         </w:tc>
       </w:tr>
+      <w:tr>
+        <w:trPr>
+          <w:cantSplit/>
+        </w:trPr>
+        <w:tc>
+          <w:tcPr>
+            <w:tcW w:type="dxa" w:w="3370"/>
+            <w:tcBorders>
+              <w:top w:val="single" w:color="D0D5DD" w:sz="4"/>
+              <w:left w:val="single" w:color="D0D5DD" w:sz="4"/>
+              <w:bottom w:val="single" w:color="D0D5DD" w:sz="4"/>
+              <w:right w:val="single" w:color="D0D5DD" w:sz="4"/>
+            </w:tcBorders>
+            <w:tcMar>
+              <w:top w:type="dxa" w:w="80"/>
+              <w:left w:type="dxa" w:w="120"/>
+              <w:bottom w:type="dxa" w:w="80"/>
+              <w:right w:type="dxa" w:w="120"/>
+            </w:tcMar>
+          </w:tcPr>
+          <w:p>
+            <w:pPr>
+              <w:keepNext w:val="false"/>
+            </w:pPr>
+            <w:r>
+              <w:rPr>
+                <w:rFonts w:ascii="Calibri" w:cs="Calibri" w:eastAsia="Calibri" w:hAnsi="Calibri"/>
+                <w:b w:val="false"/>
+                <w:bCs w:val="false"/>
+                <w:sz w:val="20"/>
+                <w:szCs w:val="20"/>
+              </w:rPr>
+              <w:t xml:space="preserve">Check for updates once a week</w:t>
+            </w:r>
+          </w:p>
+        </w:tc>
+        <w:tc>
+          <w:tcPr>
+            <w:tcW w:type="dxa" w:w="5990"/>
+            <w:tcBorders>
+              <w:top w:val="single" w:color="D0D5DD" w:sz="4"/>
+              <w:left w:val="single" w:color="D0D5DD" w:sz="4"/>
+              <w:bottom w:val="single" w:color="D0D5DD" w:sz="4"/>
+              <w:right w:val="single" w:color="D0D5DD" w:sz="4"/>
+            </w:tcBorders>
+            <w:tcMar>
+              <w:top w:type="dxa" w:w="80"/>
+              <w:left w:type="dxa" w:w="120"/>
+              <w:bottom w:type="dxa" w:w="80"/>
+              <w:right w:type="dxa" w:w="120"/>
+            </w:tcMar>
+          </w:tcPr>
+          <w:p>
+            <w:pPr>
+              <w:keepNext w:val="false"/>
+            </w:pPr>
+            <w:r>
+              <w:rPr>
+                <w:rFonts w:ascii="Calibri" w:cs="Calibri" w:eastAsia="Calibri" w:hAnsi="Calibri"/>
+                <w:b w:val="false"/>
+                <w:bCs w:val="false"/>
+                <w:sz w:val="20"/>
+                <w:szCs w:val="20"/>
+              </w:rPr>
+              <w:t xml:space="preserve">Off by default. When on, the app asks GitHub once a week whether a newer version exists</w:t>
+            </w:r>
+          </w:p>
+        </w:tc>
+      </w:tr>
     </w:tbl>
     <w:p>
       <w:pPr>
@@ -6927,7 +7010,7 @@
     </w:p>
     <w:p>
       <w:pPr>
-        <w:keepNext/>
+        <w:keepNext w:val="false"/>
         <w:spacing w:after="140"/>
       </w:pPr>
       <w:r>
@@ -6997,7 +7080,102 @@
           <w:sz w:val="22"/>
           <w:szCs w:val="22"/>
         </w:rPr>
-        <w:t xml:space="preserve">). The app works offline, needs no account and sends nothing over the internet.</w:t>
+        <w:t xml:space="preserve">), with a small log in its </w:t>
+      </w:r>
+      <w:r>
+        <w:rPr>
+          <w:rFonts w:ascii="Consolas" w:cs="Consolas" w:eastAsia="Consolas" w:hAnsi="Consolas"/>
+          <w:sz w:val="19"/>
+          <w:szCs w:val="19"/>
+          <w:shd w:fill="F2F4F7" w:color="auto" w:val="clear"/>
+        </w:rPr>
+        <w:t xml:space="preserve">logs</w:t>
+      </w:r>
+      <w:r>
+        <w:rPr>
+          <w:rFonts w:ascii="Calibri" w:cs="Calibri" w:eastAsia="Calibri" w:hAnsi="Calibri"/>
+          <w:sz w:val="22"/>
+          <w:szCs w:val="22"/>
+        </w:rPr>
+        <w:t xml:space="preserve"> folder. The app works offline and needs no account. It only goes online to check for updates, when you click </w:t>
+      </w:r>
+      <w:r>
+        <w:rPr>
+          <w:rFonts w:ascii="Calibri" w:cs="Calibri" w:eastAsia="Calibri" w:hAnsi="Calibri"/>
+          <w:b/>
+          <w:bCs/>
+          <w:sz w:val="22"/>
+          <w:szCs w:val="22"/>
+        </w:rPr>
+        <w:t xml:space="preserve">Help › Check for updates...</w:t>
+      </w:r>
+      <w:r>
+        <w:rPr>
+          <w:rFonts w:ascii="Calibri" w:cs="Calibri" w:eastAsia="Calibri" w:hAnsi="Calibri"/>
+          <w:sz w:val="22"/>
+          <w:szCs w:val="22"/>
+        </w:rPr>
+        <w:t xml:space="preserve"> or turn on the weekly check.</w:t>
+      </w:r>
+    </w:p>
+    <w:p>
+      <w:pPr>
+        <w:keepNext/>
+        <w:spacing w:after="140"/>
+      </w:pPr>
+      <w:r>
+        <w:rPr>
+          <w:rFonts w:ascii="Calibri" w:cs="Calibri" w:eastAsia="Calibri" w:hAnsi="Calibri"/>
+          <w:b/>
+          <w:bCs/>
+          <w:sz w:val="22"/>
+          <w:szCs w:val="22"/>
+        </w:rPr>
+        <w:t xml:space="preserve">Updates.</w:t>
+      </w:r>
+      <w:r>
+        <w:rPr>
+          <w:rFonts w:ascii="Calibri" w:cs="Calibri" w:eastAsia="Calibri" w:hAnsi="Calibri"/>
+          <w:sz w:val="22"/>
+          <w:szCs w:val="22"/>
+        </w:rPr>
+        <w:t xml:space="preserve"> Choose </w:t>
+      </w:r>
+      <w:r>
+        <w:rPr>
+          <w:rFonts w:ascii="Calibri" w:cs="Calibri" w:eastAsia="Calibri" w:hAnsi="Calibri"/>
+          <w:b/>
+          <w:bCs/>
+          <w:sz w:val="22"/>
+          <w:szCs w:val="22"/>
+        </w:rPr>
+        <w:t xml:space="preserve">Help › Check for updates...</w:t>
+      </w:r>
+      <w:r>
+        <w:rPr>
+          <w:rFonts w:ascii="Calibri" w:cs="Calibri" w:eastAsia="Calibri" w:hAnsi="Calibri"/>
+          <w:sz w:val="22"/>
+          <w:szCs w:val="22"/>
+        </w:rPr>
+        <w:t xml:space="preserve">. If a newer version exists, click </w:t>
+      </w:r>
+      <w:r>
+        <w:rPr>
+          <w:rFonts w:ascii="Calibri" w:cs="Calibri" w:eastAsia="Calibri" w:hAnsi="Calibri"/>
+          <w:b/>
+          <w:bCs/>
+          <w:sz w:val="22"/>
+          <w:szCs w:val="22"/>
+        </w:rPr>
+        <w:t xml:space="preserve">Download</w:t>
+      </w:r>
+      <w:r>
+        <w:rPr>
+          <w:rFonts w:ascii="Calibri" w:cs="Calibri" w:eastAsia="Calibri" w:hAnsi="Calibri"/>
+          <w:sz w:val="22"/>
+          <w:szCs w:val="22"/>
+        </w:rPr>
+        <w:t xml:space="preserve">, then run the new installer over the old one; your folders, rules and history are kept.</w:t>
       </w:r>
     </w:p>
     <w:tbl>
@@ -8488,6 +8666,204 @@
                 <w:sz w:val="20"/>
                 <w:szCs w:val="20"/>
               </w:rPr>
+              <w:t xml:space="preserve">A “Something went wrong” message appeared</w:t>
+            </w:r>
+          </w:p>
+        </w:tc>
+        <w:tc>
+          <w:tcPr>
+            <w:tcW w:type="dxa" w:w="5990"/>
+            <w:tcBorders>
+              <w:top w:val="single" w:color="D0D5DD" w:sz="4"/>
+              <w:left w:val="single" w:color="D0D5DD" w:sz="4"/>
+              <w:bottom w:val="single" w:color="D0D5DD" w:sz="4"/>
+              <w:right w:val="single" w:color="D0D5DD" w:sz="4"/>
+            </w:tcBorders>
+            <w:tcMar>
+              <w:top w:type="dxa" w:w="80"/>
+              <w:left w:type="dxa" w:w="120"/>
+              <w:bottom w:type="dxa" w:w="80"/>
+              <w:right w:type="dxa" w:w="120"/>
+            </w:tcMar>
+          </w:tcPr>
+          <w:p>
+            <w:pPr>
+              <w:keepNext w:val="false"/>
+            </w:pPr>
+            <w:r>
+              <w:rPr>
+                <w:rFonts w:ascii="Calibri" w:cs="Calibri" w:eastAsia="Calibri" w:hAnsi="Calibri"/>
+                <w:b w:val="false"/>
+                <w:bCs w:val="false"/>
+                <w:sz w:val="20"/>
+                <w:szCs w:val="20"/>
+              </w:rPr>
+              <w:t xml:space="preserve">No files are lost; every move can be undone from </w:t>
+            </w:r>
+            <w:r>
+              <w:rPr>
+                <w:rFonts w:ascii="Calibri" w:cs="Calibri" w:eastAsia="Calibri" w:hAnsi="Calibri"/>
+                <w:b/>
+                <w:bCs/>
+                <w:sz w:val="20"/>
+                <w:szCs w:val="20"/>
+              </w:rPr>
+              <w:t xml:space="preserve">History</w:t>
+            </w:r>
+            <w:r>
+              <w:rPr>
+                <w:rFonts w:ascii="Calibri" w:cs="Calibri" w:eastAsia="Calibri" w:hAnsi="Calibri"/>
+                <w:b w:val="false"/>
+                <w:bCs w:val="false"/>
+                <w:sz w:val="20"/>
+                <w:szCs w:val="20"/>
+              </w:rPr>
+              <w:t xml:space="preserve">. Click </w:t>
+            </w:r>
+            <w:r>
+              <w:rPr>
+                <w:rFonts w:ascii="Calibri" w:cs="Calibri" w:eastAsia="Calibri" w:hAnsi="Calibri"/>
+                <w:b/>
+                <w:bCs/>
+                <w:sz w:val="20"/>
+                <w:szCs w:val="20"/>
+              </w:rPr>
+              <w:t xml:space="preserve">Copy details</w:t>
+            </w:r>
+            <w:r>
+              <w:rPr>
+                <w:rFonts w:ascii="Calibri" w:cs="Calibri" w:eastAsia="Calibri" w:hAnsi="Calibri"/>
+                <w:b w:val="false"/>
+                <w:bCs w:val="false"/>
+                <w:sz w:val="20"/>
+                <w:szCs w:val="20"/>
+              </w:rPr>
+              <w:t xml:space="preserve"> and include them when you report the problem, or </w:t>
+            </w:r>
+            <w:r>
+              <w:rPr>
+                <w:rFonts w:ascii="Calibri" w:cs="Calibri" w:eastAsia="Calibri" w:hAnsi="Calibri"/>
+                <w:b/>
+                <w:bCs/>
+                <w:sz w:val="20"/>
+                <w:szCs w:val="20"/>
+              </w:rPr>
+              <w:t xml:space="preserve">Open log folder</w:t>
+            </w:r>
+            <w:r>
+              <w:rPr>
+                <w:rFonts w:ascii="Calibri" w:cs="Calibri" w:eastAsia="Calibri" w:hAnsi="Calibri"/>
+                <w:b w:val="false"/>
+                <w:bCs w:val="false"/>
+                <w:sz w:val="20"/>
+                <w:szCs w:val="20"/>
+              </w:rPr>
+              <w:t xml:space="preserve"> to find the log.</w:t>
+            </w:r>
+          </w:p>
+        </w:tc>
+      </w:tr>
+      <w:tr>
+        <w:trPr>
+          <w:cantSplit/>
+        </w:trPr>
+        <w:tc>
+          <w:tcPr>
+            <w:tcW w:type="dxa" w:w="3370"/>
+            <w:tcBorders>
+              <w:top w:val="single" w:color="D0D5DD" w:sz="4"/>
+              <w:left w:val="single" w:color="D0D5DD" w:sz="4"/>
+              <w:bottom w:val="single" w:color="D0D5DD" w:sz="4"/>
+              <w:right w:val="single" w:color="D0D5DD" w:sz="4"/>
+            </w:tcBorders>
+            <w:tcMar>
+              <w:top w:type="dxa" w:w="80"/>
+              <w:left w:type="dxa" w:w="120"/>
+              <w:bottom w:type="dxa" w:w="80"/>
+              <w:right w:type="dxa" w:w="120"/>
+            </w:tcMar>
+          </w:tcPr>
+          <w:p>
+            <w:pPr>
+              <w:keepNext w:val="false"/>
+            </w:pPr>
+            <w:r>
+              <w:rPr>
+                <w:rFonts w:ascii="Calibri" w:cs="Calibri" w:eastAsia="Calibri" w:hAnsi="Calibri"/>
+                <w:b w:val="false"/>
+                <w:bCs w:val="false"/>
+                <w:sz w:val="20"/>
+                <w:szCs w:val="20"/>
+              </w:rPr>
+              <w:t xml:space="preserve">Opening the app again doesn't open a second window</w:t>
+            </w:r>
+          </w:p>
+        </w:tc>
+        <w:tc>
+          <w:tcPr>
+            <w:tcW w:type="dxa" w:w="5990"/>
+            <w:tcBorders>
+              <w:top w:val="single" w:color="D0D5DD" w:sz="4"/>
+              <w:left w:val="single" w:color="D0D5DD" w:sz="4"/>
+              <w:bottom w:val="single" w:color="D0D5DD" w:sz="4"/>
+              <w:right w:val="single" w:color="D0D5DD" w:sz="4"/>
+            </w:tcBorders>
+            <w:tcMar>
+              <w:top w:type="dxa" w:w="80"/>
+              <w:left w:type="dxa" w:w="120"/>
+              <w:bottom w:type="dxa" w:w="80"/>
+              <w:right w:type="dxa" w:w="120"/>
+            </w:tcMar>
+          </w:tcPr>
+          <w:p>
+            <w:pPr>
+              <w:keepNext w:val="false"/>
+            </w:pPr>
+            <w:r>
+              <w:rPr>
+                <w:rFonts w:ascii="Calibri" w:cs="Calibri" w:eastAsia="Calibri" w:hAnsi="Calibri"/>
+                <w:b w:val="false"/>
+                <w:bCs w:val="false"/>
+                <w:sz w:val="20"/>
+                <w:szCs w:val="20"/>
+              </w:rPr>
+              <w:t xml:space="preserve">That's intended: only one copy runs, and opening it again brings the existing window forward.</w:t>
+            </w:r>
+          </w:p>
+        </w:tc>
+      </w:tr>
+      <w:tr>
+        <w:trPr>
+          <w:cantSplit/>
+        </w:trPr>
+        <w:tc>
+          <w:tcPr>
+            <w:tcW w:type="dxa" w:w="3370"/>
+            <w:tcBorders>
+              <w:top w:val="single" w:color="D0D5DD" w:sz="4"/>
+              <w:left w:val="single" w:color="D0D5DD" w:sz="4"/>
+              <w:bottom w:val="single" w:color="D0D5DD" w:sz="4"/>
+              <w:right w:val="single" w:color="D0D5DD" w:sz="4"/>
+            </w:tcBorders>
+            <w:tcMar>
+              <w:top w:type="dxa" w:w="80"/>
+              <w:left w:type="dxa" w:w="120"/>
+              <w:bottom w:type="dxa" w:w="80"/>
+              <w:right w:type="dxa" w:w="120"/>
+            </w:tcMar>
+          </w:tcPr>
+          <w:p>
+            <w:pPr>
+              <w:keepNext w:val="false"/>
+            </w:pPr>
+            <w:r>
+              <w:rPr>
+                <w:rFonts w:ascii="Calibri" w:cs="Calibri" w:eastAsia="Calibri" w:hAnsi="Calibri"/>
+                <w:b w:val="false"/>
+                <w:bCs w:val="false"/>
+                <w:sz w:val="20"/>
+                <w:szCs w:val="20"/>
+              </w:rPr>
               <w:t xml:space="preserve">Does it need the internet or collect data?</w:t>
             </w:r>
           </w:p>
@@ -8520,7 +8896,7 @@
                 <w:sz w:val="20"/>
                 <w:szCs w:val="20"/>
               </w:rPr>
-              <w:t xml:space="preserve">No. Everything stays on your computer.</w:t>
+              <w:t xml:space="preserve">No. Everything stays on your computer. It only contacts GitHub to check for updates, and only when you ask or turn on the weekly check.</w:t>
             </w:r>
           </w:p>
         </w:tc>

--- a/docs/user-guide.docx
+++ b/docs/user-guide.docx
@@ -24,7 +24,7 @@
           <w:sz w:val="22"/>
           <w:szCs w:val="22"/>
         </w:rPr>
-        <w:t xml:space="preserve">Version 1.2 for Windows · 5 October 2026</w:t>
+        <w:t xml:space="preserve">Version 1.3 for Windows · 5 October 2026</w:t>
       </w:r>
     </w:p>
     <w:p>
@@ -60,7 +60,7 @@
           <w:sz w:val="22"/>
           <w:szCs w:val="22"/>
         </w:rPr>
-        <w:t xml:space="preserve">This guide covers version 1.2 for Windows. All features are currently free.</w:t>
+        <w:t xml:space="preserve">This guide covers version 1.3 for Windows. All features are currently free.</w:t>
       </w:r>
     </w:p>
     <w:p>
@@ -205,7 +205,7 @@
                 <w:szCs w:val="19"/>
                 <w:shd w:fill="F2F4F7" w:color="auto" w:val="clear"/>
               </w:rPr>
-              <w:t xml:space="preserve">DesktopOrganizer-1.2.0-Setup.exe</w:t>
+              <w:t xml:space="preserve">DesktopOrganizer-1.3.0-Setup.exe</w:t>
             </w:r>
           </w:p>
         </w:tc>
@@ -275,7 +275,7 @@
                 <w:szCs w:val="19"/>
                 <w:shd w:fill="F2F4F7" w:color="auto" w:val="clear"/>
               </w:rPr>
-              <w:t xml:space="preserve">DesktopOrganizer-1.2.0-portable.zip</w:t>
+              <w:t xml:space="preserve">DesktopOrganizer-1.3.0-portable.zip</w:t>
             </w:r>
           </w:p>
         </w:tc>
@@ -910,7 +910,7 @@
                 <w:sz w:val="20"/>
                 <w:szCs w:val="20"/>
               </w:rPr>
-              <w:t xml:space="preserve">Rules, Find duplicates, History, Categories, Settings</w:t>
+              <w:t xml:space="preserve">Find &amp; recover, Rules, Find duplicates, History, Categories, Settings</w:t>
             </w:r>
           </w:p>
         </w:tc>
@@ -6134,6 +6134,560 @@
         <w:pStyle w:val="Heading1"/>
       </w:pPr>
       <w:r>
+        <w:t xml:space="preserve">Find &amp; recover</w:t>
+      </w:r>
+    </w:p>
+    <w:p>
+      <w:pPr>
+        <w:keepNext w:val="false"/>
+        <w:spacing w:after="140"/>
+      </w:pPr>
+      <w:r>
+        <w:rPr>
+          <w:rFonts w:ascii="Calibri" w:cs="Calibri" w:eastAsia="Calibri" w:hAnsi="Calibri"/>
+          <w:sz w:val="22"/>
+          <w:szCs w:val="22"/>
+        </w:rPr>
+        <w:t xml:space="preserve">Open </w:t>
+      </w:r>
+      <w:r>
+        <w:rPr>
+          <w:rFonts w:ascii="Calibri" w:cs="Calibri" w:eastAsia="Calibri" w:hAnsi="Calibri"/>
+          <w:b/>
+          <w:bCs/>
+          <w:sz w:val="22"/>
+          <w:szCs w:val="22"/>
+        </w:rPr>
+        <w:t xml:space="preserve">Find &amp; recover</w:t>
+      </w:r>
+      <w:r>
+        <w:rPr>
+          <w:rFonts w:ascii="Calibri" w:cs="Calibri" w:eastAsia="Calibri" w:hAnsi="Calibri"/>
+          <w:sz w:val="22"/>
+          <w:szCs w:val="22"/>
+        </w:rPr>
+        <w:t xml:space="preserve"> from the sidebar, or press </w:t>
+      </w:r>
+      <w:r>
+        <w:rPr>
+          <w:rFonts w:ascii="Calibri" w:cs="Calibri" w:eastAsia="Calibri" w:hAnsi="Calibri"/>
+          <w:b/>
+          <w:bCs/>
+          <w:sz w:val="22"/>
+          <w:szCs w:val="22"/>
+        </w:rPr>
+        <w:t xml:space="preserve">Ctrl+F</w:t>
+      </w:r>
+      <w:r>
+        <w:rPr>
+          <w:rFonts w:ascii="Calibri" w:cs="Calibri" w:eastAsia="Calibri" w:hAnsi="Calibri"/>
+          <w:sz w:val="22"/>
+          <w:szCs w:val="22"/>
+        </w:rPr>
+        <w:t xml:space="preserve">. It has three tabs.</w:t>
+      </w:r>
+    </w:p>
+    <w:p>
+      <w:pPr>
+        <w:keepNext w:val="false"/>
+        <w:spacing w:after="140"/>
+      </w:pPr>
+      <w:r>
+        <w:rPr>
+          <w:rFonts w:ascii="Calibri" w:cs="Calibri" w:eastAsia="Calibri" w:hAnsi="Calibri"/>
+          <w:b/>
+          <w:bCs/>
+          <w:sz w:val="22"/>
+          <w:szCs w:val="22"/>
+        </w:rPr>
+        <w:t xml:space="preserve">Find a file.</w:t>
+      </w:r>
+      <w:r>
+        <w:rPr>
+          <w:rFonts w:ascii="Calibri" w:cs="Calibri" w:eastAsia="Calibri" w:hAnsi="Calibri"/>
+          <w:sz w:val="22"/>
+          <w:szCs w:val="22"/>
+        </w:rPr>
+        <w:t xml:space="preserve"> Type part of a file name. The list shows where each matching file is now, and for files the organizer moved, where it came from and when. Your saved folders are searched too. Select a file and click </w:t>
+      </w:r>
+      <w:r>
+        <w:rPr>
+          <w:rFonts w:ascii="Calibri" w:cs="Calibri" w:eastAsia="Calibri" w:hAnsi="Calibri"/>
+          <w:b/>
+          <w:bCs/>
+          <w:sz w:val="22"/>
+          <w:szCs w:val="22"/>
+        </w:rPr>
+        <w:t xml:space="preserve">Open</w:t>
+      </w:r>
+      <w:r>
+        <w:rPr>
+          <w:rFonts w:ascii="Calibri" w:cs="Calibri" w:eastAsia="Calibri" w:hAnsi="Calibri"/>
+          <w:sz w:val="22"/>
+          <w:szCs w:val="22"/>
+        </w:rPr>
+        <w:t xml:space="preserve">, or </w:t>
+      </w:r>
+      <w:r>
+        <w:rPr>
+          <w:rFonts w:ascii="Calibri" w:cs="Calibri" w:eastAsia="Calibri" w:hAnsi="Calibri"/>
+          <w:b/>
+          <w:bCs/>
+          <w:sz w:val="22"/>
+          <w:szCs w:val="22"/>
+        </w:rPr>
+        <w:t xml:space="preserve">Show in folder</w:t>
+      </w:r>
+      <w:r>
+        <w:rPr>
+          <w:rFonts w:ascii="Calibri" w:cs="Calibri" w:eastAsia="Calibri" w:hAnsi="Calibri"/>
+          <w:sz w:val="22"/>
+          <w:szCs w:val="22"/>
+        </w:rPr>
+        <w:t xml:space="preserve"> to open File Explorer with the file selected.</w:t>
+      </w:r>
+    </w:p>
+    <w:p>
+      <w:pPr>
+        <w:keepNext w:val="false"/>
+        <w:spacing w:after="140"/>
+      </w:pPr>
+      <w:r>
+        <w:rPr>
+          <w:rFonts w:ascii="Calibri" w:cs="Calibri" w:eastAsia="Calibri" w:hAnsi="Calibri"/>
+          <w:b/>
+          <w:bCs/>
+          <w:sz w:val="22"/>
+          <w:szCs w:val="22"/>
+        </w:rPr>
+        <w:t xml:space="preserve">File versions.</w:t>
+      </w:r>
+      <w:r>
+        <w:rPr>
+          <w:rFonts w:ascii="Calibri" w:cs="Calibri" w:eastAsia="Calibri" w:hAnsi="Calibri"/>
+          <w:sz w:val="22"/>
+          <w:szCs w:val="22"/>
+        </w:rPr>
+        <w:t xml:space="preserve"> Protect a folder and the app keeps the last few saved versions of every file in it, so you can go back to an earlier draft or bring back a file you deleted.</w:t>
+      </w:r>
+    </w:p>
+    <w:p>
+      <w:pPr>
+        <w:pStyle w:val="ListParagraph"/>
+        <w:numPr>
+          <w:ilvl w:val="0"/>
+          <w:numId w:val="8"/>
+        </w:numPr>
+        <w:spacing w:after="60"/>
+      </w:pPr>
+      <w:r>
+        <w:rPr>
+          <w:rFonts w:ascii="Calibri" w:cs="Calibri" w:eastAsia="Calibri" w:hAnsi="Calibri"/>
+          <w:sz w:val="22"/>
+          <w:szCs w:val="22"/>
+        </w:rPr>
+        <w:t xml:space="preserve">Click </w:t>
+      </w:r>
+      <w:r>
+        <w:rPr>
+          <w:rFonts w:ascii="Calibri" w:cs="Calibri" w:eastAsia="Calibri" w:hAnsi="Calibri"/>
+          <w:b/>
+          <w:bCs/>
+          <w:sz w:val="22"/>
+          <w:szCs w:val="22"/>
+        </w:rPr>
+        <w:t xml:space="preserve">Protect a folder...</w:t>
+      </w:r>
+      <w:r>
+        <w:rPr>
+          <w:rFonts w:ascii="Calibri" w:cs="Calibri" w:eastAsia="Calibri" w:hAnsi="Calibri"/>
+          <w:sz w:val="22"/>
+          <w:szCs w:val="22"/>
+        </w:rPr>
+        <w:t xml:space="preserve"> and choose a folder, such as Documents or a work folder.</w:t>
+      </w:r>
+    </w:p>
+    <w:p>
+      <w:pPr>
+        <w:pStyle w:val="ListParagraph"/>
+        <w:numPr>
+          <w:ilvl w:val="0"/>
+          <w:numId w:val="8"/>
+        </w:numPr>
+        <w:spacing w:after="60"/>
+      </w:pPr>
+      <w:r>
+        <w:rPr>
+          <w:rFonts w:ascii="Calibri" w:cs="Calibri" w:eastAsia="Calibri" w:hAnsi="Calibri"/>
+          <w:sz w:val="22"/>
+          <w:szCs w:val="22"/>
+        </w:rPr>
+        <w:t xml:space="preserve">Keep working as normal. While the app runs, it saves a new version of any file you change, about once a minute.</w:t>
+      </w:r>
+    </w:p>
+    <w:p>
+      <w:pPr>
+        <w:pStyle w:val="ListParagraph"/>
+        <w:numPr>
+          <w:ilvl w:val="0"/>
+          <w:numId w:val="8"/>
+        </w:numPr>
+        <w:spacing w:after="60"/>
+      </w:pPr>
+      <w:r>
+        <w:rPr>
+          <w:rFonts w:ascii="Calibri" w:cs="Calibri" w:eastAsia="Calibri" w:hAnsi="Calibri"/>
+          <w:sz w:val="22"/>
+          <w:szCs w:val="22"/>
+        </w:rPr>
+        <w:t xml:space="preserve">To go back, pick the file on the left, pick a version on the right, and click </w:t>
+      </w:r>
+      <w:r>
+        <w:rPr>
+          <w:rFonts w:ascii="Calibri" w:cs="Calibri" w:eastAsia="Calibri" w:hAnsi="Calibri"/>
+          <w:b/>
+          <w:bCs/>
+          <w:sz w:val="22"/>
+          <w:szCs w:val="22"/>
+        </w:rPr>
+        <w:t xml:space="preserve">Restore this version</w:t>
+      </w:r>
+      <w:r>
+        <w:rPr>
+          <w:rFonts w:ascii="Calibri" w:cs="Calibri" w:eastAsia="Calibri" w:hAnsi="Calibri"/>
+          <w:sz w:val="22"/>
+          <w:szCs w:val="22"/>
+        </w:rPr>
+        <w:t xml:space="preserve">.</w:t>
+      </w:r>
+    </w:p>
+    <w:p>
+      <w:pPr>
+        <w:pStyle w:val="ListParagraph"/>
+        <w:keepNext/>
+        <w:numPr>
+          <w:ilvl w:val="0"/>
+          <w:numId w:val="4"/>
+        </w:numPr>
+        <w:spacing w:after="60"/>
+      </w:pPr>
+      <w:r>
+        <w:rPr>
+          <w:rFonts w:ascii="Calibri" w:cs="Calibri" w:eastAsia="Calibri" w:hAnsi="Calibri"/>
+          <w:sz w:val="22"/>
+          <w:szCs w:val="22"/>
+        </w:rPr>
+        <w:t xml:space="preserve">The app keeps </w:t>
+      </w:r>
+      <w:r>
+        <w:rPr>
+          <w:rFonts w:ascii="Calibri" w:cs="Calibri" w:eastAsia="Calibri" w:hAnsi="Calibri"/>
+          <w:b/>
+          <w:bCs/>
+          <w:sz w:val="22"/>
+          <w:szCs w:val="22"/>
+        </w:rPr>
+        <w:t xml:space="preserve">4 versions</w:t>
+      </w:r>
+      <w:r>
+        <w:rPr>
+          <w:rFonts w:ascii="Calibri" w:cs="Calibri" w:eastAsia="Calibri" w:hAnsi="Calibri"/>
+          <w:sz w:val="22"/>
+          <w:szCs w:val="22"/>
+        </w:rPr>
+        <w:t xml:space="preserve"> of each file by default; change it with </w:t>
+      </w:r>
+      <w:r>
+        <w:rPr>
+          <w:rFonts w:ascii="Calibri" w:cs="Calibri" w:eastAsia="Calibri" w:hAnsi="Calibri"/>
+          <w:b/>
+          <w:bCs/>
+          <w:sz w:val="22"/>
+          <w:szCs w:val="22"/>
+        </w:rPr>
+        <w:t xml:space="preserve">Keep N versions</w:t>
+      </w:r>
+      <w:r>
+        <w:rPr>
+          <w:rFonts w:ascii="Calibri" w:cs="Calibri" w:eastAsia="Calibri" w:hAnsi="Calibri"/>
+          <w:sz w:val="22"/>
+          <w:szCs w:val="22"/>
+        </w:rPr>
+        <w:t xml:space="preserve"> (1 to 20).</w:t>
+      </w:r>
+    </w:p>
+    <w:p>
+      <w:pPr>
+        <w:pStyle w:val="ListParagraph"/>
+        <w:keepNext/>
+        <w:numPr>
+          <w:ilvl w:val="0"/>
+          <w:numId w:val="4"/>
+        </w:numPr>
+        <w:spacing w:after="60"/>
+      </w:pPr>
+      <w:r>
+        <w:rPr>
+          <w:rFonts w:ascii="Calibri" w:cs="Calibri" w:eastAsia="Calibri" w:hAnsi="Calibri"/>
+          <w:sz w:val="22"/>
+          <w:szCs w:val="22"/>
+        </w:rPr>
+        <w:t xml:space="preserve">Restoring saves the current file as a version first, so you can switch back.</w:t>
+      </w:r>
+    </w:p>
+    <w:p>
+      <w:pPr>
+        <w:pStyle w:val="ListParagraph"/>
+        <w:keepNext/>
+        <w:numPr>
+          <w:ilvl w:val="0"/>
+          <w:numId w:val="4"/>
+        </w:numPr>
+        <w:spacing w:after="60"/>
+      </w:pPr>
+      <w:r>
+        <w:rPr>
+          <w:rFonts w:ascii="Calibri" w:cs="Calibri" w:eastAsia="Calibri" w:hAnsi="Calibri"/>
+          <w:sz w:val="22"/>
+          <w:szCs w:val="22"/>
+        </w:rPr>
+        <w:t xml:space="preserve">Deleted files stay in the list, marked </w:t>
+      </w:r>
+      <w:r>
+        <w:rPr>
+          <w:rFonts w:ascii="Calibri" w:cs="Calibri" w:eastAsia="Calibri" w:hAnsi="Calibri"/>
+          <w:i/>
+          <w:iCs/>
+          <w:sz w:val="22"/>
+          <w:szCs w:val="22"/>
+        </w:rPr>
+        <w:t xml:space="preserve">(deleted)</w:t>
+      </w:r>
+      <w:r>
+        <w:rPr>
+          <w:rFonts w:ascii="Calibri" w:cs="Calibri" w:eastAsia="Calibri" w:hAnsi="Calibri"/>
+          <w:sz w:val="22"/>
+          <w:szCs w:val="22"/>
+        </w:rPr>
+        <w:t xml:space="preserve">. Restore a version to bring the file back.</w:t>
+      </w:r>
+    </w:p>
+    <w:p>
+      <w:pPr>
+        <w:pStyle w:val="ListParagraph"/>
+        <w:keepNext/>
+        <w:numPr>
+          <w:ilvl w:val="0"/>
+          <w:numId w:val="4"/>
+        </w:numPr>
+        <w:spacing w:after="60"/>
+      </w:pPr>
+      <w:r>
+        <w:rPr>
+          <w:rFonts w:ascii="Calibri" w:cs="Calibri" w:eastAsia="Calibri" w:hAnsi="Calibri"/>
+          <w:b/>
+          <w:bCs/>
+          <w:sz w:val="22"/>
+          <w:szCs w:val="22"/>
+        </w:rPr>
+        <w:t xml:space="preserve">Save a copy...</w:t>
+      </w:r>
+      <w:r>
+        <w:rPr>
+          <w:rFonts w:ascii="Calibri" w:cs="Calibri" w:eastAsia="Calibri" w:hAnsi="Calibri"/>
+          <w:sz w:val="22"/>
+          <w:szCs w:val="22"/>
+        </w:rPr>
+        <w:t xml:space="preserve"> saves an old version under a new name without touching the current file.</w:t>
+      </w:r>
+    </w:p>
+    <w:p>
+      <w:pPr>
+        <w:pStyle w:val="ListParagraph"/>
+        <w:keepNext/>
+        <w:numPr>
+          <w:ilvl w:val="0"/>
+          <w:numId w:val="4"/>
+        </w:numPr>
+        <w:spacing w:after="60"/>
+      </w:pPr>
+      <w:r>
+        <w:rPr>
+          <w:rFonts w:ascii="Calibri" w:cs="Calibri" w:eastAsia="Calibri" w:hAnsi="Calibri"/>
+          <w:sz w:val="22"/>
+          <w:szCs w:val="22"/>
+        </w:rPr>
+        <w:t xml:space="preserve">Files over 50 MB, temporary and hidden files, and folders such as </w:t>
+      </w:r>
+      <w:r>
+        <w:rPr>
+          <w:rFonts w:ascii="Consolas" w:cs="Consolas" w:eastAsia="Consolas" w:hAnsi="Consolas"/>
+          <w:sz w:val="19"/>
+          <w:szCs w:val="19"/>
+          <w:shd w:fill="F2F4F7" w:color="auto" w:val="clear"/>
+        </w:rPr>
+        <w:t xml:space="preserve">.git</w:t>
+      </w:r>
+      <w:r>
+        <w:rPr>
+          <w:rFonts w:ascii="Calibri" w:cs="Calibri" w:eastAsia="Calibri" w:hAnsi="Calibri"/>
+          <w:sz w:val="22"/>
+          <w:szCs w:val="22"/>
+        </w:rPr>
+        <w:t xml:space="preserve"> are skipped. </w:t>
+      </w:r>
+      <w:r>
+        <w:rPr>
+          <w:rFonts w:ascii="Calibri" w:cs="Calibri" w:eastAsia="Calibri" w:hAnsi="Calibri"/>
+          <w:b/>
+          <w:bCs/>
+          <w:sz w:val="22"/>
+          <w:szCs w:val="22"/>
+        </w:rPr>
+        <w:t xml:space="preserve">Delete all saved versions</w:t>
+      </w:r>
+      <w:r>
+        <w:rPr>
+          <w:rFonts w:ascii="Calibri" w:cs="Calibri" w:eastAsia="Calibri" w:hAnsi="Calibri"/>
+          <w:sz w:val="22"/>
+          <w:szCs w:val="22"/>
+        </w:rPr>
+        <w:t xml:space="preserve"> frees the space they use.</w:t>
+      </w:r>
+    </w:p>
+    <w:p>
+      <w:pPr>
+        <w:pStyle w:val="ListParagraph"/>
+        <w:keepNext w:val="false"/>
+        <w:numPr>
+          <w:ilvl w:val="0"/>
+          <w:numId w:val="4"/>
+        </w:numPr>
+        <w:spacing w:after="60"/>
+      </w:pPr>
+      <w:r>
+        <w:rPr>
+          <w:rFonts w:ascii="Calibri" w:cs="Calibri" w:eastAsia="Calibri" w:hAnsi="Calibri"/>
+          <w:sz w:val="22"/>
+          <w:szCs w:val="22"/>
+        </w:rPr>
+        <w:t xml:space="preserve">Versions are only saved while the app is running, including from the tray.</w:t>
+      </w:r>
+    </w:p>
+    <w:p>
+      <w:pPr>
+        <w:keepNext w:val="false"/>
+        <w:spacing w:after="140"/>
+      </w:pPr>
+      <w:r>
+        <w:rPr>
+          <w:rFonts w:ascii="Calibri" w:cs="Calibri" w:eastAsia="Calibri" w:hAnsi="Calibri"/>
+          <w:b/>
+          <w:bCs/>
+          <w:sz w:val="22"/>
+          <w:szCs w:val="22"/>
+        </w:rPr>
+        <w:t xml:space="preserve">Recycle Bin.</w:t>
+      </w:r>
+      <w:r>
+        <w:rPr>
+          <w:rFonts w:ascii="Calibri" w:cs="Calibri" w:eastAsia="Calibri" w:hAnsi="Calibri"/>
+          <w:sz w:val="22"/>
+          <w:szCs w:val="22"/>
+        </w:rPr>
+        <w:t xml:space="preserve"> Lists what is in the Recycle Bin, with where each item came from and when it was deleted. Select items and click </w:t>
+      </w:r>
+      <w:r>
+        <w:rPr>
+          <w:rFonts w:ascii="Calibri" w:cs="Calibri" w:eastAsia="Calibri" w:hAnsi="Calibri"/>
+          <w:b/>
+          <w:bCs/>
+          <w:sz w:val="22"/>
+          <w:szCs w:val="22"/>
+        </w:rPr>
+        <w:t xml:space="preserve">Restore selected</w:t>
+      </w:r>
+      <w:r>
+        <w:rPr>
+          <w:rFonts w:ascii="Calibri" w:cs="Calibri" w:eastAsia="Calibri" w:hAnsi="Calibri"/>
+          <w:sz w:val="22"/>
+          <w:szCs w:val="22"/>
+        </w:rPr>
+        <w:t xml:space="preserve"> to put them back. If something with the same name is already there, the restored item is named, for example, </w:t>
+      </w:r>
+      <w:r>
+        <w:rPr>
+          <w:rFonts w:ascii="Consolas" w:cs="Consolas" w:eastAsia="Consolas" w:hAnsi="Consolas"/>
+          <w:sz w:val="19"/>
+          <w:szCs w:val="19"/>
+          <w:shd w:fill="F2F4F7" w:color="auto" w:val="clear"/>
+        </w:rPr>
+        <w:t xml:space="preserve">letter (recovered 1).docx</w:t>
+      </w:r>
+      <w:r>
+        <w:rPr>
+          <w:rFonts w:ascii="Calibri" w:cs="Calibri" w:eastAsia="Calibri" w:hAnsi="Calibri"/>
+          <w:sz w:val="22"/>
+          <w:szCs w:val="22"/>
+        </w:rPr>
+        <w:t xml:space="preserve">; nothing is overwritten.</w:t>
+      </w:r>
+    </w:p>
+    <w:p>
+      <w:pPr>
+        <w:keepNext w:val="false"/>
+        <w:spacing w:after="140"/>
+      </w:pPr>
+      <w:r>
+        <w:rPr>
+          <w:rFonts w:ascii="Calibri" w:cs="Calibri" w:eastAsia="Calibri" w:hAnsi="Calibri"/>
+          <w:sz w:val="22"/>
+          <w:szCs w:val="22"/>
+        </w:rPr>
+        <w:t xml:space="preserve">Files deleted with </w:t>
+      </w:r>
+      <w:r>
+        <w:rPr>
+          <w:rFonts w:ascii="Calibri" w:cs="Calibri" w:eastAsia="Calibri" w:hAnsi="Calibri"/>
+          <w:b/>
+          <w:bCs/>
+          <w:sz w:val="22"/>
+          <w:szCs w:val="22"/>
+        </w:rPr>
+        <w:t xml:space="preserve">Shift+Delete</w:t>
+      </w:r>
+      <w:r>
+        <w:rPr>
+          <w:rFonts w:ascii="Calibri" w:cs="Calibri" w:eastAsia="Calibri" w:hAnsi="Calibri"/>
+          <w:sz w:val="22"/>
+          <w:szCs w:val="22"/>
+        </w:rPr>
+        <w:t xml:space="preserve">, or after the Recycle Bin was emptied, can't be restored from the Recycle Bin tab. If they were in a protected folder, look in </w:t>
+      </w:r>
+      <w:r>
+        <w:rPr>
+          <w:rFonts w:ascii="Calibri" w:cs="Calibri" w:eastAsia="Calibri" w:hAnsi="Calibri"/>
+          <w:b/>
+          <w:bCs/>
+          <w:sz w:val="22"/>
+          <w:szCs w:val="22"/>
+        </w:rPr>
+        <w:t xml:space="preserve">File versions</w:t>
+      </w:r>
+      <w:r>
+        <w:rPr>
+          <w:rFonts w:ascii="Calibri" w:cs="Calibri" w:eastAsia="Calibri" w:hAnsi="Calibri"/>
+          <w:sz w:val="22"/>
+          <w:szCs w:val="22"/>
+        </w:rPr>
+        <w:t xml:space="preserve">.</w:t>
+      </w:r>
+    </w:p>
+    <w:p>
+      <w:pPr>
+        <w:pStyle w:val="Heading1"/>
+      </w:pPr>
+      <w:r>
         <w:t xml:space="preserve">Settings, history and your data</w:t>
       </w:r>
     </w:p>
@@ -7097,6 +7651,23 @@
           <w:sz w:val="22"/>
           <w:szCs w:val="22"/>
         </w:rPr>
+        <w:t xml:space="preserve"> folder and saved file versions in its </w:t>
+      </w:r>
+      <w:r>
+        <w:rPr>
+          <w:rFonts w:ascii="Consolas" w:cs="Consolas" w:eastAsia="Consolas" w:hAnsi="Consolas"/>
+          <w:sz w:val="19"/>
+          <w:szCs w:val="19"/>
+          <w:shd w:fill="F2F4F7" w:color="auto" w:val="clear"/>
+        </w:rPr>
+        <w:t xml:space="preserve">versions</w:t>
+      </w:r>
+      <w:r>
+        <w:rPr>
+          <w:rFonts w:ascii="Calibri" w:cs="Calibri" w:eastAsia="Calibri" w:hAnsi="Calibri"/>
+          <w:sz w:val="22"/>
+          <w:szCs w:val="22"/>
+        </w:rPr>
         <w:t xml:space="preserve"> folder. The app works offline and needs no account. It only goes online to check for updates, when you click </w:t>
       </w:r>
       <w:r>
@@ -7366,6 +7937,144 @@
                 <w:sz w:val="20"/>
                 <w:szCs w:val="20"/>
               </w:rPr>
+              <w:t xml:space="preserve">Ctrl+F</w:t>
+            </w:r>
+          </w:p>
+        </w:tc>
+        <w:tc>
+          <w:tcPr>
+            <w:tcW w:type="dxa" w:w="5990"/>
+            <w:tcBorders>
+              <w:top w:val="single" w:color="D0D5DD" w:sz="4"/>
+              <w:left w:val="single" w:color="D0D5DD" w:sz="4"/>
+              <w:bottom w:val="single" w:color="D0D5DD" w:sz="4"/>
+              <w:right w:val="single" w:color="D0D5DD" w:sz="4"/>
+            </w:tcBorders>
+            <w:tcMar>
+              <w:top w:type="dxa" w:w="80"/>
+              <w:left w:type="dxa" w:w="120"/>
+              <w:bottom w:type="dxa" w:w="80"/>
+              <w:right w:type="dxa" w:w="120"/>
+            </w:tcMar>
+          </w:tcPr>
+          <w:p>
+            <w:pPr>
+              <w:keepNext w:val="false"/>
+            </w:pPr>
+            <w:r>
+              <w:rPr>
+                <w:rFonts w:ascii="Calibri" w:cs="Calibri" w:eastAsia="Calibri" w:hAnsi="Calibri"/>
+                <w:b w:val="false"/>
+                <w:bCs w:val="false"/>
+                <w:sz w:val="20"/>
+                <w:szCs w:val="20"/>
+              </w:rPr>
+              <w:t xml:space="preserve">Find a file</w:t>
+            </w:r>
+          </w:p>
+        </w:tc>
+      </w:tr>
+      <w:tr>
+        <w:trPr>
+          <w:cantSplit/>
+        </w:trPr>
+        <w:tc>
+          <w:tcPr>
+            <w:tcW w:type="dxa" w:w="3370"/>
+            <w:tcBorders>
+              <w:top w:val="single" w:color="D0D5DD" w:sz="4"/>
+              <w:left w:val="single" w:color="D0D5DD" w:sz="4"/>
+              <w:bottom w:val="single" w:color="D0D5DD" w:sz="4"/>
+              <w:right w:val="single" w:color="D0D5DD" w:sz="4"/>
+            </w:tcBorders>
+            <w:tcMar>
+              <w:top w:type="dxa" w:w="80"/>
+              <w:left w:type="dxa" w:w="120"/>
+              <w:bottom w:type="dxa" w:w="80"/>
+              <w:right w:type="dxa" w:w="120"/>
+            </w:tcMar>
+          </w:tcPr>
+          <w:p>
+            <w:pPr>
+              <w:keepNext w:val="false"/>
+            </w:pPr>
+            <w:r>
+              <w:rPr>
+                <w:rFonts w:ascii="Calibri" w:cs="Calibri" w:eastAsia="Calibri" w:hAnsi="Calibri"/>
+                <w:b w:val="false"/>
+                <w:bCs w:val="false"/>
+                <w:sz w:val="20"/>
+                <w:szCs w:val="20"/>
+              </w:rPr>
+              <w:t xml:space="preserve">Ctrl+Shift+V</w:t>
+            </w:r>
+          </w:p>
+        </w:tc>
+        <w:tc>
+          <w:tcPr>
+            <w:tcW w:type="dxa" w:w="5990"/>
+            <w:tcBorders>
+              <w:top w:val="single" w:color="D0D5DD" w:sz="4"/>
+              <w:left w:val="single" w:color="D0D5DD" w:sz="4"/>
+              <w:bottom w:val="single" w:color="D0D5DD" w:sz="4"/>
+              <w:right w:val="single" w:color="D0D5DD" w:sz="4"/>
+            </w:tcBorders>
+            <w:tcMar>
+              <w:top w:type="dxa" w:w="80"/>
+              <w:left w:type="dxa" w:w="120"/>
+              <w:bottom w:type="dxa" w:w="80"/>
+              <w:right w:type="dxa" w:w="120"/>
+            </w:tcMar>
+          </w:tcPr>
+          <w:p>
+            <w:pPr>
+              <w:keepNext w:val="false"/>
+            </w:pPr>
+            <w:r>
+              <w:rPr>
+                <w:rFonts w:ascii="Calibri" w:cs="Calibri" w:eastAsia="Calibri" w:hAnsi="Calibri"/>
+                <w:b w:val="false"/>
+                <w:bCs w:val="false"/>
+                <w:sz w:val="20"/>
+                <w:szCs w:val="20"/>
+              </w:rPr>
+              <w:t xml:space="preserve">File versions</w:t>
+            </w:r>
+          </w:p>
+        </w:tc>
+      </w:tr>
+      <w:tr>
+        <w:trPr>
+          <w:cantSplit/>
+        </w:trPr>
+        <w:tc>
+          <w:tcPr>
+            <w:tcW w:type="dxa" w:w="3370"/>
+            <w:tcBorders>
+              <w:top w:val="single" w:color="D0D5DD" w:sz="4"/>
+              <w:left w:val="single" w:color="D0D5DD" w:sz="4"/>
+              <w:bottom w:val="single" w:color="D0D5DD" w:sz="4"/>
+              <w:right w:val="single" w:color="D0D5DD" w:sz="4"/>
+            </w:tcBorders>
+            <w:tcMar>
+              <w:top w:type="dxa" w:w="80"/>
+              <w:left w:type="dxa" w:w="120"/>
+              <w:bottom w:type="dxa" w:w="80"/>
+              <w:right w:type="dxa" w:w="120"/>
+            </w:tcMar>
+          </w:tcPr>
+          <w:p>
+            <w:pPr>
+              <w:keepNext w:val="false"/>
+            </w:pPr>
+            <w:r>
+              <w:rPr>
+                <w:rFonts w:ascii="Calibri" w:cs="Calibri" w:eastAsia="Calibri" w:hAnsi="Calibri"/>
+                <w:b w:val="false"/>
+                <w:bCs w:val="false"/>
+                <w:sz w:val="20"/>
+                <w:szCs w:val="20"/>
+              </w:rPr>
               <w:t xml:space="preserve">F5</w:t>
             </w:r>
           </w:p>
@@ -8360,7 +9069,314 @@
                 <w:sz w:val="20"/>
                 <w:szCs w:val="20"/>
               </w:rPr>
-              <w:t xml:space="preserve">The file was moved or deleted after the run. Look for it in the folder it was moved to.</w:t>
+              <w:t xml:space="preserve">The file was moved or deleted after the run. Search for it in </w:t>
+            </w:r>
+            <w:r>
+              <w:rPr>
+                <w:rFonts w:ascii="Calibri" w:cs="Calibri" w:eastAsia="Calibri" w:hAnsi="Calibri"/>
+                <w:b/>
+                <w:bCs/>
+                <w:sz w:val="20"/>
+                <w:szCs w:val="20"/>
+              </w:rPr>
+              <w:t xml:space="preserve">Find &amp; recover</w:t>
+            </w:r>
+            <w:r>
+              <w:rPr>
+                <w:rFonts w:ascii="Calibri" w:cs="Calibri" w:eastAsia="Calibri" w:hAnsi="Calibri"/>
+                <w:b w:val="false"/>
+                <w:bCs w:val="false"/>
+                <w:sz w:val="20"/>
+                <w:szCs w:val="20"/>
+              </w:rPr>
+              <w:t xml:space="preserve">, or check the Recycle Bin tab.</w:t>
+            </w:r>
+          </w:p>
+        </w:tc>
+      </w:tr>
+      <w:tr>
+        <w:trPr>
+          <w:cantSplit/>
+        </w:trPr>
+        <w:tc>
+          <w:tcPr>
+            <w:tcW w:type="dxa" w:w="3370"/>
+            <w:tcBorders>
+              <w:top w:val="single" w:color="D0D5DD" w:sz="4"/>
+              <w:left w:val="single" w:color="D0D5DD" w:sz="4"/>
+              <w:bottom w:val="single" w:color="D0D5DD" w:sz="4"/>
+              <w:right w:val="single" w:color="D0D5DD" w:sz="4"/>
+            </w:tcBorders>
+            <w:tcMar>
+              <w:top w:type="dxa" w:w="80"/>
+              <w:left w:type="dxa" w:w="120"/>
+              <w:bottom w:type="dxa" w:w="80"/>
+              <w:right w:type="dxa" w:w="120"/>
+            </w:tcMar>
+          </w:tcPr>
+          <w:p>
+            <w:pPr>
+              <w:keepNext w:val="false"/>
+            </w:pPr>
+            <w:r>
+              <w:rPr>
+                <w:rFonts w:ascii="Calibri" w:cs="Calibri" w:eastAsia="Calibri" w:hAnsi="Calibri"/>
+                <w:b w:val="false"/>
+                <w:bCs w:val="false"/>
+                <w:sz w:val="20"/>
+                <w:szCs w:val="20"/>
+              </w:rPr>
+              <w:t xml:space="preserve">I can't find a file the app moved</w:t>
+            </w:r>
+          </w:p>
+        </w:tc>
+        <w:tc>
+          <w:tcPr>
+            <w:tcW w:type="dxa" w:w="5990"/>
+            <w:tcBorders>
+              <w:top w:val="single" w:color="D0D5DD" w:sz="4"/>
+              <w:left w:val="single" w:color="D0D5DD" w:sz="4"/>
+              <w:bottom w:val="single" w:color="D0D5DD" w:sz="4"/>
+              <w:right w:val="single" w:color="D0D5DD" w:sz="4"/>
+            </w:tcBorders>
+            <w:tcMar>
+              <w:top w:type="dxa" w:w="80"/>
+              <w:left w:type="dxa" w:w="120"/>
+              <w:bottom w:type="dxa" w:w="80"/>
+              <w:right w:type="dxa" w:w="120"/>
+            </w:tcMar>
+          </w:tcPr>
+          <w:p>
+            <w:pPr>
+              <w:keepNext w:val="false"/>
+            </w:pPr>
+            <w:r>
+              <w:rPr>
+                <w:rFonts w:ascii="Calibri" w:cs="Calibri" w:eastAsia="Calibri" w:hAnsi="Calibri"/>
+                <w:b w:val="false"/>
+                <w:bCs w:val="false"/>
+                <w:sz w:val="20"/>
+                <w:szCs w:val="20"/>
+              </w:rPr>
+              <w:t xml:space="preserve">Open </w:t>
+            </w:r>
+            <w:r>
+              <w:rPr>
+                <w:rFonts w:ascii="Calibri" w:cs="Calibri" w:eastAsia="Calibri" w:hAnsi="Calibri"/>
+                <w:b/>
+                <w:bCs/>
+                <w:sz w:val="20"/>
+                <w:szCs w:val="20"/>
+              </w:rPr>
+              <w:t xml:space="preserve">Find &amp; recover</w:t>
+            </w:r>
+            <w:r>
+              <w:rPr>
+                <w:rFonts w:ascii="Calibri" w:cs="Calibri" w:eastAsia="Calibri" w:hAnsi="Calibri"/>
+                <w:b w:val="false"/>
+                <w:bCs w:val="false"/>
+                <w:sz w:val="20"/>
+                <w:szCs w:val="20"/>
+              </w:rPr>
+              <w:t xml:space="preserve"> (Ctrl+F) and type part of its name. The list shows where it went.</w:t>
+            </w:r>
+          </w:p>
+        </w:tc>
+      </w:tr>
+      <w:tr>
+        <w:trPr>
+          <w:cantSplit/>
+        </w:trPr>
+        <w:tc>
+          <w:tcPr>
+            <w:tcW w:type="dxa" w:w="3370"/>
+            <w:tcBorders>
+              <w:top w:val="single" w:color="D0D5DD" w:sz="4"/>
+              <w:left w:val="single" w:color="D0D5DD" w:sz="4"/>
+              <w:bottom w:val="single" w:color="D0D5DD" w:sz="4"/>
+              <w:right w:val="single" w:color="D0D5DD" w:sz="4"/>
+            </w:tcBorders>
+            <w:tcMar>
+              <w:top w:type="dxa" w:w="80"/>
+              <w:left w:type="dxa" w:w="120"/>
+              <w:bottom w:type="dxa" w:w="80"/>
+              <w:right w:type="dxa" w:w="120"/>
+            </w:tcMar>
+          </w:tcPr>
+          <w:p>
+            <w:pPr>
+              <w:keepNext w:val="false"/>
+            </w:pPr>
+            <w:r>
+              <w:rPr>
+                <w:rFonts w:ascii="Calibri" w:cs="Calibri" w:eastAsia="Calibri" w:hAnsi="Calibri"/>
+                <w:b w:val="false"/>
+                <w:bCs w:val="false"/>
+                <w:sz w:val="20"/>
+                <w:szCs w:val="20"/>
+              </w:rPr>
+              <w:t xml:space="preserve">I saved over a file by mistake</w:t>
+            </w:r>
+          </w:p>
+        </w:tc>
+        <w:tc>
+          <w:tcPr>
+            <w:tcW w:type="dxa" w:w="5990"/>
+            <w:tcBorders>
+              <w:top w:val="single" w:color="D0D5DD" w:sz="4"/>
+              <w:left w:val="single" w:color="D0D5DD" w:sz="4"/>
+              <w:bottom w:val="single" w:color="D0D5DD" w:sz="4"/>
+              <w:right w:val="single" w:color="D0D5DD" w:sz="4"/>
+            </w:tcBorders>
+            <w:tcMar>
+              <w:top w:type="dxa" w:w="80"/>
+              <w:left w:type="dxa" w:w="120"/>
+              <w:bottom w:type="dxa" w:w="80"/>
+              <w:right w:type="dxa" w:w="120"/>
+            </w:tcMar>
+          </w:tcPr>
+          <w:p>
+            <w:pPr>
+              <w:keepNext w:val="false"/>
+            </w:pPr>
+            <w:r>
+              <w:rPr>
+                <w:rFonts w:ascii="Calibri" w:cs="Calibri" w:eastAsia="Calibri" w:hAnsi="Calibri"/>
+                <w:b w:val="false"/>
+                <w:bCs w:val="false"/>
+                <w:sz w:val="20"/>
+                <w:szCs w:val="20"/>
+              </w:rPr>
+              <w:t xml:space="preserve">If its folder is protected, open </w:t>
+            </w:r>
+            <w:r>
+              <w:rPr>
+                <w:rFonts w:ascii="Calibri" w:cs="Calibri" w:eastAsia="Calibri" w:hAnsi="Calibri"/>
+                <w:b/>
+                <w:bCs/>
+                <w:sz w:val="20"/>
+                <w:szCs w:val="20"/>
+              </w:rPr>
+              <w:t xml:space="preserve">File versions</w:t>
+            </w:r>
+            <w:r>
+              <w:rPr>
+                <w:rFonts w:ascii="Calibri" w:cs="Calibri" w:eastAsia="Calibri" w:hAnsi="Calibri"/>
+                <w:b w:val="false"/>
+                <w:bCs w:val="false"/>
+                <w:sz w:val="20"/>
+                <w:szCs w:val="20"/>
+              </w:rPr>
+              <w:t xml:space="preserve">, pick the file and restore an earlier version.</w:t>
+            </w:r>
+          </w:p>
+        </w:tc>
+      </w:tr>
+      <w:tr>
+        <w:trPr>
+          <w:cantSplit/>
+        </w:trPr>
+        <w:tc>
+          <w:tcPr>
+            <w:tcW w:type="dxa" w:w="3370"/>
+            <w:tcBorders>
+              <w:top w:val="single" w:color="D0D5DD" w:sz="4"/>
+              <w:left w:val="single" w:color="D0D5DD" w:sz="4"/>
+              <w:bottom w:val="single" w:color="D0D5DD" w:sz="4"/>
+              <w:right w:val="single" w:color="D0D5DD" w:sz="4"/>
+            </w:tcBorders>
+            <w:tcMar>
+              <w:top w:type="dxa" w:w="80"/>
+              <w:left w:type="dxa" w:w="120"/>
+              <w:bottom w:type="dxa" w:w="80"/>
+              <w:right w:type="dxa" w:w="120"/>
+            </w:tcMar>
+          </w:tcPr>
+          <w:p>
+            <w:pPr>
+              <w:keepNext w:val="false"/>
+            </w:pPr>
+            <w:r>
+              <w:rPr>
+                <w:rFonts w:ascii="Calibri" w:cs="Calibri" w:eastAsia="Calibri" w:hAnsi="Calibri"/>
+                <w:b w:val="false"/>
+                <w:bCs w:val="false"/>
+                <w:sz w:val="20"/>
+                <w:szCs w:val="20"/>
+              </w:rPr>
+              <w:t xml:space="preserve">I deleted a file</w:t>
+            </w:r>
+          </w:p>
+        </w:tc>
+        <w:tc>
+          <w:tcPr>
+            <w:tcW w:type="dxa" w:w="5990"/>
+            <w:tcBorders>
+              <w:top w:val="single" w:color="D0D5DD" w:sz="4"/>
+              <w:left w:val="single" w:color="D0D5DD" w:sz="4"/>
+              <w:bottom w:val="single" w:color="D0D5DD" w:sz="4"/>
+              <w:right w:val="single" w:color="D0D5DD" w:sz="4"/>
+            </w:tcBorders>
+            <w:tcMar>
+              <w:top w:type="dxa" w:w="80"/>
+              <w:left w:type="dxa" w:w="120"/>
+              <w:bottom w:type="dxa" w:w="80"/>
+              <w:right w:type="dxa" w:w="120"/>
+            </w:tcMar>
+          </w:tcPr>
+          <w:p>
+            <w:pPr>
+              <w:keepNext w:val="false"/>
+            </w:pPr>
+            <w:r>
+              <w:rPr>
+                <w:rFonts w:ascii="Calibri" w:cs="Calibri" w:eastAsia="Calibri" w:hAnsi="Calibri"/>
+                <w:b w:val="false"/>
+                <w:bCs w:val="false"/>
+                <w:sz w:val="20"/>
+                <w:szCs w:val="20"/>
+              </w:rPr>
+              <w:t xml:space="preserve">Check the </w:t>
+            </w:r>
+            <w:r>
+              <w:rPr>
+                <w:rFonts w:ascii="Calibri" w:cs="Calibri" w:eastAsia="Calibri" w:hAnsi="Calibri"/>
+                <w:b/>
+                <w:bCs/>
+                <w:sz w:val="20"/>
+                <w:szCs w:val="20"/>
+              </w:rPr>
+              <w:t xml:space="preserve">Recycle Bin</w:t>
+            </w:r>
+            <w:r>
+              <w:rPr>
+                <w:rFonts w:ascii="Calibri" w:cs="Calibri" w:eastAsia="Calibri" w:hAnsi="Calibri"/>
+                <w:b w:val="false"/>
+                <w:bCs w:val="false"/>
+                <w:sz w:val="20"/>
+                <w:szCs w:val="20"/>
+              </w:rPr>
+              <w:t xml:space="preserve"> tab first. If it was emptied and the folder was protected, use </w:t>
+            </w:r>
+            <w:r>
+              <w:rPr>
+                <w:rFonts w:ascii="Calibri" w:cs="Calibri" w:eastAsia="Calibri" w:hAnsi="Calibri"/>
+                <w:b/>
+                <w:bCs/>
+                <w:sz w:val="20"/>
+                <w:szCs w:val="20"/>
+              </w:rPr>
+              <w:t xml:space="preserve">File versions</w:t>
+            </w:r>
+            <w:r>
+              <w:rPr>
+                <w:rFonts w:ascii="Calibri" w:cs="Calibri" w:eastAsia="Calibri" w:hAnsi="Calibri"/>
+                <w:b w:val="false"/>
+                <w:bCs w:val="false"/>
+                <w:sz w:val="20"/>
+                <w:szCs w:val="20"/>
+              </w:rPr>
+              <w:t xml:space="preserve">.</w:t>
             </w:r>
           </w:p>
         </w:tc>
@@ -9246,6 +10262,12 @@
     </w:lvlOverride>
   </w:num>
   <w:num w:numId="7">
+    <w:abstractNumId w:val="3"/>
+    <w:lvlOverride w:ilvl="0">
+      <w:startOverride w:val="1"/>
+    </w:lvlOverride>
+  </w:num>
+  <w:num w:numId="8">
     <w:abstractNumId w:val="3"/>
     <w:lvlOverride w:ilvl="0">
       <w:startOverride w:val="1"/>
